--- a/downloads/student/Unit 06/Handout 06.08 - Role Cards Lab 3.docx
+++ b/downloads/student/Unit 06/Handout 06.08 - Role Cards Lab 3.docx
@@ -2017,7 +2017,7 @@
               <w:jc w:val="left"/>
             </w:pPr>
             <w:r>
-              <w:t xml:space="preserve">Zone: counters and supplies, with the Plate Builder. Wipe every counter. Put away the leftover cheese.</w:t>
+              <w:t xml:space="preserve">Zone: counters and supplies. Wipe every counter. Put away the leftover cheese.</w:t>
             </w:r>
           </w:p>
         </w:tc>
@@ -2847,7 +2847,7 @@
               <w:jc w:val="left"/>
             </w:pPr>
             <w:r>
-              <w:t xml:space="preserve">Toppings Chief and Plate Builder (pasta) or Prep Cook (quesadillas)</w:t>
+              <w:t xml:space="preserve">Toppings Chief alone (pasta) or Toppings Chief and Prep Cook (quesadillas)</w:t>
             </w:r>
           </w:p>
         </w:tc>
